--- a/zaini_case_audit_output/outputs/word/documents/090_مرفق 2 ـ مذكرة أبو راشد ـ 04-01-1443.docx
+++ b/zaini_case_audit_output/outputs/word/documents/090_مرفق 2 ـ مذكرة أبو راشد ـ 04-01-1443.docx
@@ -53,6 +53,20 @@
         <w:t>[مخرج آلي / Script Output - سماوي]  [مخرج آلي يحتاج مراجعة بشرية - وردي]</w:t>
       </w:r>
     </w:p>
+    <w:p>
+      <w:pPr>
+        <w:jc w:val="right"/>
+        <w:bidi/>
+      </w:pPr>
+      <w:r>
+        <w:rPr>
+          <w:b w:val="0"/>
+          <w:i/>
+          <w:color w:val="C00000"/>
+        </w:rPr>
+        <w:t>[نص ممسوح OCR صُحِّح ترتيبه آلياً — قد يحتوي أخطاء طفيفة]</w:t>
+      </w:r>
+    </w:p>
     <w:p/>
     <w:p>
       <w:pPr>
@@ -64,7 +78,7 @@
           <w:b w:val="0"/>
           <w:i w:val="0"/>
         </w:rPr>
-        <w:t>مكتب المحامي</w:t>
+        <w:t>يماحملا بتكم</w:t>
       </w:r>
     </w:p>
     <w:p>
@@ -77,7 +91,7 @@
           <w:b w:val="0"/>
           <w:i w:val="0"/>
         </w:rPr>
-        <w:t>خالد سامي أبو راشد</w:t>
+        <w:t>دشار وبأ يماس دلاخ</w:t>
       </w:r>
     </w:p>
     <w:p>
@@ -103,7 +117,7 @@
           <w:b w:val="0"/>
           <w:i w:val="0"/>
         </w:rPr>
-        <w:t>الرقم الضريبي: ٣١٠٠٤١٤٩٩٤٠٠٠٠٣</w:t>
+        <w:t>٣١٠٠٤١٤٩٩٤٠٠٠٠٣ :يبيرضلا مقرلا</w:t>
       </w:r>
     </w:p>
     <w:p>
@@ -233,7 +247,7 @@
           <w:b w:val="0"/>
           <w:i w:val="0"/>
         </w:rPr>
-        <w:t>الموافق</w:t>
+        <w:t>قفاوملا</w:t>
       </w:r>
     </w:p>
     <w:p>
@@ -272,7 +286,7 @@
           <w:b w:val="0"/>
           <w:i w:val="0"/>
         </w:rPr>
-        <w:t>سعادة الأستاذ / أحمد بن أسامة زيني - المدير العام ( القضايا الشخصية )</w:t>
+        <w:t>( ةيصخشلا اياضقلا ) ماعلا ريدملا - ينيز ةماسأ نب دمحأ / ذاتسألا ةداعس</w:t>
       </w:r>
     </w:p>
     <w:p>
@@ -311,7 +325,7 @@
           <w:b w:val="0"/>
           <w:i w:val="0"/>
         </w:rPr>
-        <w:t>ه صورة لسعادة المستشار القانوني الأستاذ / طاهر خير الدين - مدير الإدارة القانونية حفظه الله .. صورة لسعادة الأستاذ / أنور باحميشان - مساعد المدير للشؤون القانونية</w:t>
+        <w:t>ةينوناقلا نوؤشلل ريدملا دعاسم - ناشيمحاب رونأ / ذاتسألا ةداعسل ةروص .. هللا هظفح ةينوناقلا ةرادإلا ريدم - نيدلا ريخ رهاط / ذاتسألا ينوناقلا راشتسملا ةداعسل ةروص ه</w:t>
       </w:r>
     </w:p>
     <w:p>
@@ -441,7 +455,7 @@
           <w:b w:val="0"/>
           <w:i w:val="0"/>
         </w:rPr>
-        <w:t>المحامي</w:t>
+        <w:t>يماحملا</w:t>
       </w:r>
     </w:p>
     <w:p>
@@ -454,7 +468,7 @@
           <w:b w:val="0"/>
           <w:i w:val="0"/>
         </w:rPr>
-        <w:t>خالد</w:t>
+        <w:t>دلاخ</w:t>
       </w:r>
     </w:p>
     <w:p>
@@ -467,7 +481,7 @@
           <w:b w:val="0"/>
           <w:i w:val="0"/>
         </w:rPr>
-        <w:t>عضو معهد المحكمين الدوليين بلندن - محكم معتمد لدى مركز التحكيم لدول مجلس التعاون الخليجي محكم معتمد لدى وزارة العدل السعودية - أستاذ متعاون بجامعة الملك عبد العزيز (سابقاً)</w:t>
+        <w:t>(ًاقباس) زيزعلا دبع كلملا ةعماجب نواعتم ذاتسأ - ةيدوعسلا لدعلا ةرازو ىدل دمتعم مكحم يجيلخلا نواعتلا سلجم لودل ميكحتلا زكرم ىدل دمتعم مكحم - ندنلب نييلودلا نيمكحملا دهعم وضع</w:t>
       </w:r>
     </w:p>
     <w:p>
@@ -480,7 +494,7 @@
           <w:b w:val="0"/>
           <w:i w:val="0"/>
         </w:rPr>
-        <w:t>المملكة العربية السعودية - جدة - شارع صفية بنت عبد المطلب - هاتف: ٦٥٥٤٧٧٧ / ٦٥٥٠٣٠٣ - فاكس: ٦٥٥٠٧٠٧ - ص.ب ٤٠٥٩٨ جدة ٢١٥١١</w:t>
+        <w:t>٢١٥١١ ةدج ٤٠٥٩٨ ب.ص - ٦٥٥٠٧٠٧ :سكاف - ٦٥٥٠٣٠٣ / ٦٥٥٤٧٧٧ :فتاه - بلطملا دبع تنب ةيفص عراش - ةدج - ةيدوعسلا ةيبرعلا ةكلمملا</w:t>
       </w:r>
     </w:p>
     <w:p>
@@ -532,7 +546,7 @@
           <w:b w:val="0"/>
           <w:i w:val="0"/>
         </w:rPr>
-        <w:t>مكتب المحامي</w:t>
+        <w:t>يماحملا بتكم</w:t>
       </w:r>
     </w:p>
     <w:p>
@@ -545,7 +559,7 @@
           <w:b w:val="0"/>
           <w:i w:val="0"/>
         </w:rPr>
-        <w:t>خالد سامي أبو راشد</w:t>
+        <w:t>دشار وبأ يماس دلاخ</w:t>
       </w:r>
     </w:p>
     <w:p>
@@ -558,7 +572,7 @@
           <w:b w:val="0"/>
           <w:i w:val="0"/>
         </w:rPr>
-        <w:t>للإستشارات القانونية والمحاماة</w:t>
+        <w:t>ةاماحملاو ةينوناقلا تاراشتسإلل</w:t>
       </w:r>
     </w:p>
     <w:p>
@@ -727,7 +741,7 @@
           <w:b w:val="0"/>
           <w:i w:val="0"/>
         </w:rPr>
-        <w:t>الموافق</w:t>
+        <w:t>قفاوملا</w:t>
       </w:r>
     </w:p>
     <w:p>
@@ -857,7 +871,7 @@
           <w:b w:val="0"/>
           <w:i w:val="0"/>
         </w:rPr>
-        <w:t>المملكة العربية السعودية - جدة - شارع صفية بنت عبد المطلب - هاتف: ٦٥٥٠٣٠٣/٦٥٥٤٧٧٧ - فاكس: ٦٥٥۰۷۰۷ - ص.ب ٤٠٥٩٨ جدة ٢١٥١١</w:t>
+        <w:t>٢١٥١١ ةدج ٤٠٥٩٨ ب.ص - ۷۰۷۰٦٥٥ :سكاف - ٦٥٥٠٣٠٣/٦٥٥٤٧٧٧ :فتاه - بلطملا دبع تنب ةيفص عراش - ةدج - ةيدوعسلا ةيبرعلا ةكلمملا</w:t>
       </w:r>
     </w:p>
     <w:p>
@@ -883,7 +897,7 @@
           <w:b w:val="0"/>
           <w:i w:val="0"/>
         </w:rPr>
-        <w:t>مكتب المحامي خالد سامي أبو راشد</w:t>
+        <w:t>دشار وبأ يماس دلاخ يماحملا بتكم</w:t>
       </w:r>
     </w:p>
     <w:p>
@@ -896,7 +910,7 @@
           <w:b w:val="0"/>
           <w:i w:val="0"/>
         </w:rPr>
-        <w:t>للإستشارات القانونية والمحاماة</w:t>
+        <w:t>ةاماحملاو ةينوناقلا تاراشتسإلل</w:t>
       </w:r>
     </w:p>
     <w:p>
@@ -1013,7 +1027,7 @@
           <w:b w:val="0"/>
           <w:i w:val="0"/>
         </w:rPr>
-        <w:t>مكتب المحامي</w:t>
+        <w:t>يماحملا بتكم</w:t>
       </w:r>
     </w:p>
     <w:p>
@@ -1026,7 +1040,7 @@
           <w:b w:val="0"/>
           <w:i w:val="0"/>
         </w:rPr>
-        <w:t>خالد سامي أبو راشد</w:t>
+        <w:t>دشار وبأ يماس دلاخ</w:t>
       </w:r>
     </w:p>
     <w:p>
@@ -1039,7 +1053,7 @@
           <w:b w:val="0"/>
           <w:i w:val="0"/>
         </w:rPr>
-        <w:t>للإستشارات القانونية والمحاماة</w:t>
+        <w:t>ةاماحملاو ةينوناقلا تاراشتسإلل</w:t>
       </w:r>
     </w:p>
     <w:p>
@@ -1091,7 +1105,7 @@
           <w:b w:val="0"/>
           <w:i w:val="0"/>
         </w:rPr>
-        <w:t>صحة زعمه وفي ذات الوقت صحة البيع الذي تم بين الطرفين ( البائع والمشتري ) ومثبت أمام كاتب العدل !!! .</w:t>
+        <w:t>. !!! لدعلا بتاك مامأ تبثمو ( يرتشملاو عئابلا ) نيفرطلا نيب مت يذلا عيبلا ةحص تقولا تاذ يفو همعز ةحص</w:t>
       </w:r>
     </w:p>
     <w:p>
@@ -1143,7 +1157,7 @@
           <w:b w:val="0"/>
           <w:i w:val="0"/>
         </w:rPr>
-        <w:t>لطلب مقام الدائرة ، نرفق لفضيلتكم المستندات التالية :</w:t>
+        <w:t>: ةيلاتلا تادنتسملا مكتليضفل قفرن ، ةرئادلا ماقم بلطل</w:t>
       </w:r>
     </w:p>
     <w:p>
@@ -1208,7 +1222,7 @@
           <w:b w:val="0"/>
           <w:i w:val="0"/>
         </w:rPr>
-        <w:t>.. صورة من قرار الشركاء في شركة أحمد زيني التجارية المحدودة المثبت أمام كاتب العدل الغرفة التجارية الصناعية بمحافظة جدة تحت الرقم ( ٥٢ ) صحيفة ( ٥٢ ) مجلد ( ٥/ع/ ع )</w:t>
+        <w:t>( ع /ع٥/ ) دلجم ( ٥٢ ) ةفيحص ( ٥٢ ) مقرلا تحت ةدج ةظفاحمب ةيعانصلا ةيراجتلا ةفرغلا لدعلا بتاك مامأ تبثملا ةدودحملا ةيراجتلا ينيز دمحأ ةكرش يف ءاكرشلا رارق نم ةروص ..</w:t>
       </w:r>
     </w:p>
     <w:p>
@@ -1312,7 +1326,7 @@
           <w:b w:val="0"/>
           <w:i w:val="0"/>
         </w:rPr>
-        <w:t>مكتب المحامي</w:t>
+        <w:t>يماحملا بتكم</w:t>
       </w:r>
     </w:p>
     <w:p>
@@ -1325,7 +1339,7 @@
           <w:b w:val="0"/>
           <w:i w:val="0"/>
         </w:rPr>
-        <w:t>خالد سامي أبو راشد</w:t>
+        <w:t>دشار وبأ يماس دلاخ</w:t>
       </w:r>
     </w:p>
     <w:p>
@@ -1338,7 +1352,7 @@
           <w:b w:val="0"/>
           <w:i w:val="0"/>
         </w:rPr>
-        <w:t>للإستشارات القانونية والمحاماة</w:t>
+        <w:t>ةاماحملاو ةينوناقلا تاراشتسإلل</w:t>
       </w:r>
     </w:p>
     <w:p>
@@ -1351,7 +1365,7 @@
           <w:b w:val="0"/>
           <w:i w:val="0"/>
         </w:rPr>
-        <w:t>٤. صورة من قرار الشركاء في شركة أحمد زيني التجارية المحدودة المثبت أمام كاتب العدل الغرفة التجارية الصناعية بمحافظة جدة تحت الرقم ( ۱۳۰ ) صحيفة ( ۸۲ ) مجلد ( ٢/٤/٩)</w:t>
+        <w:t>(٢/٤/٩ ) دلجم ( ۲۸ ) ةفيحص ( ۰۳۱ ) مقرلا تحت ةدج ةظفاحمب ةيعانصلا ةيراجتلا ةفرغلا لدعلا بتاك مامأ تبثملا ةدودحملا ةيراجتلا ينيز دمحأ ةكرش يف ءاكرشلا رارق نم ةروص ٤.</w:t>
       </w:r>
     </w:p>
     <w:p>
@@ -1429,7 +1443,7 @@
           <w:b w:val="0"/>
           <w:i w:val="0"/>
         </w:rPr>
-        <w:t>وفق الله فضيلتكم لإحقاق الحق وسدد خطاكم .</w:t>
+        <w:t>. مكاطخ ددسو قحلا قاقحإل مكتليضف هللا قفو</w:t>
       </w:r>
     </w:p>
     <w:p>
@@ -1455,7 +1469,7 @@
           <w:b w:val="0"/>
           <w:i w:val="0"/>
         </w:rPr>
-        <w:t>المحامي</w:t>
+        <w:t>يماحملا</w:t>
       </w:r>
     </w:p>
     <w:p>
@@ -1468,7 +1482,7 @@
           <w:b w:val="0"/>
           <w:i w:val="0"/>
         </w:rPr>
-        <w:t>خالد سامي أبو راشـــــــد</w:t>
+        <w:t>دـــــــشار وبأ يماس دلاخ</w:t>
       </w:r>
     </w:p>
     <w:p>
@@ -1481,7 +1495,7 @@
           <w:b w:val="0"/>
           <w:i w:val="0"/>
         </w:rPr>
-        <w:t>عضو معهد المحكمين الدوليين بلندن. محكم معتمد لدى مركز التحكيم لدول مجلس التعاون الخليجي محكم معتمد لدى وزارة العدل السعودية - أستاذ متعاون بجامعة الملك عبد العزيز (سابقاً)</w:t>
+        <w:t>(ًاقباس) زيزعلا دبع كلملا ةعماجب نواعتم ذاتسأ - ةيدوعسلا لدعلا ةرازو ىدل دمتعم مكحم يجيلخلا نواعتلا سلجم لودل ميكحتلا زكرم ىدل دمتعم مكحم .ندنلب نييلودلا نيمكحملا دهعم وضع</w:t>
       </w:r>
     </w:p>
     <w:p>

--- a/zaini_case_audit_output/outputs/word/documents/090_مرفق 2 ـ مذكرة أبو راشد ـ 04-01-1443.docx
+++ b/zaini_case_audit_output/outputs/word/documents/090_مرفق 2 ـ مذكرة أبو راشد ـ 04-01-1443.docx
@@ -70,14 +70,13 @@
     <w:p/>
     <w:p>
       <w:pPr>
+        <w:pStyle w:val="Heading2"/>
         <w:jc w:val="right"/>
         <w:bidi/>
       </w:pPr>
       <w:r>
-        <w:rPr>
-          <w:b w:val="0"/>
-          <w:i w:val="0"/>
-        </w:rPr>
+        <w:t>[نص الضبط / الحكم — المتن الفعلي] ===</w:t>
+        <w:br/>
         <w:t>يماحملا بتكم</w:t>
       </w:r>
     </w:p>
@@ -96,27 +95,25 @@
     </w:p>
     <w:p>
       <w:pPr>
+        <w:pStyle w:val="Heading2"/>
         <w:jc w:val="right"/>
         <w:bidi/>
       </w:pPr>
       <w:r>
-        <w:rPr>
-          <w:b w:val="0"/>
-          <w:i w:val="0"/>
-        </w:rPr>
+        <w:t>[ترويسة / كليشة وزارة العدل — معلومات رسمية متكررة] ===</w:t>
+        <w:br/>
         <w:t>للإستشارات القانونية والمحاماة ترخيص رقم (٢٣/١٤٠) وزارة العدل</w:t>
       </w:r>
     </w:p>
     <w:p>
       <w:pPr>
+        <w:pStyle w:val="Heading2"/>
         <w:jc w:val="right"/>
         <w:bidi/>
       </w:pPr>
       <w:r>
-        <w:rPr>
-          <w:b w:val="0"/>
-          <w:i w:val="0"/>
-        </w:rPr>
+        <w:t>[نص الضبط / الحكم — المتن الفعلي] ===</w:t>
+        <w:br/>
         <w:t>٣١٠٠٤١٤٩٩٤٠٠٠٠٣ :يبيرضلا مقرلا</w:t>
       </w:r>
     </w:p>
@@ -512,14 +509,13 @@
     </w:p>
     <w:p>
       <w:pPr>
+        <w:pStyle w:val="Heading2"/>
         <w:jc w:val="right"/>
         <w:bidi/>
       </w:pPr>
       <w:r>
-        <w:rPr>
-          <w:b w:val="0"/>
-          <w:i w:val="0"/>
-        </w:rPr>
+        <w:t>[ترويسة / كليشة وزارة العدل — معلومات رسمية متكررة] ===</w:t>
+        <w:br/>
         <w:t>E-mail: info@aburashed.org</w:t>
       </w:r>
     </w:p>
@@ -538,14 +534,13 @@
     </w:p>
     <w:p>
       <w:pPr>
+        <w:pStyle w:val="Heading2"/>
         <w:jc w:val="right"/>
         <w:bidi/>
       </w:pPr>
       <w:r>
-        <w:rPr>
-          <w:b w:val="0"/>
-          <w:i w:val="0"/>
-        </w:rPr>
+        <w:t>[نص الضبط / الحكم — المتن الفعلي] ===</w:t>
+        <w:br/>
         <w:t>يماحملا بتكم</w:t>
       </w:r>
     </w:p>
@@ -577,27 +572,25 @@
     </w:p>
     <w:p>
       <w:pPr>
+        <w:pStyle w:val="Heading2"/>
         <w:jc w:val="right"/>
         <w:bidi/>
       </w:pPr>
       <w:r>
-        <w:rPr>
-          <w:b w:val="0"/>
-          <w:i w:val="0"/>
-        </w:rPr>
+        <w:t>[ترويسة / كليشة وزارة العدل — معلومات رسمية متكررة] ===</w:t>
+        <w:br/>
         <w:t>ترخيص رقم (٢٣/١٤٠) وزارة العدل الرقم الضريبي: ٣١٠٠٤١٤٩٩٤٠٠٠٠٣</w:t>
       </w:r>
     </w:p>
     <w:p>
       <w:pPr>
+        <w:pStyle w:val="Heading2"/>
         <w:jc w:val="right"/>
         <w:bidi/>
       </w:pPr>
       <w:r>
-        <w:rPr>
-          <w:b w:val="0"/>
-          <w:i w:val="0"/>
-        </w:rPr>
+        <w:t>[نص الضبط / الحكم — المتن الفعلي] ===</w:t>
+        <w:br/>
         <w:t>بادانی</w:t>
       </w:r>
     </w:p>
@@ -876,27 +869,25 @@
     </w:p>
     <w:p>
       <w:pPr>
+        <w:pStyle w:val="Heading2"/>
         <w:jc w:val="right"/>
         <w:bidi/>
       </w:pPr>
       <w:r>
-        <w:rPr>
-          <w:b w:val="0"/>
-          <w:i w:val="0"/>
-        </w:rPr>
+        <w:t>[ترويسة / كليشة وزارة العدل — معلومات رسمية متكررة] ===</w:t>
+        <w:br/>
         <w:t>K.S.A - Jeddah, Safia Bint Abdulmutalib Street - Tel.: 6554777 / 6550303 - Fax: 6550707 - P.O.Box: 40598 Jeddah 21511 E-mail: info@aburashed.org www.aburashed.org</w:t>
       </w:r>
     </w:p>
     <w:p>
       <w:pPr>
+        <w:pStyle w:val="Heading2"/>
         <w:jc w:val="right"/>
         <w:bidi/>
       </w:pPr>
       <w:r>
-        <w:rPr>
-          <w:b w:val="0"/>
-          <w:i w:val="0"/>
-        </w:rPr>
+        <w:t>[نص الضبط / الحكم — المتن الفعلي] ===</w:t>
+        <w:br/>
         <w:t>دشار وبأ يماس دلاخ يماحملا بتكم</w:t>
       </w:r>
     </w:p>

--- a/zaini_case_audit_output/outputs/word/documents/090_مرفق 2 ـ مذكرة أبو راشد ـ 04-01-1443.docx
+++ b/zaini_case_audit_output/outputs/word/documents/090_مرفق 2 ـ مذكرة أبو راشد ـ 04-01-1443.docx
@@ -77,7 +77,7 @@
       <w:r>
         <w:t>[نص الضبط / الحكم — المتن الفعلي] ===</w:t>
         <w:br/>
-        <w:t>يماحملا بتكم</w:t>
+        <w:t>مكتب المحامي</w:t>
       </w:r>
     </w:p>
     <w:p>
@@ -483,27 +483,25 @@
     </w:p>
     <w:p>
       <w:pPr>
+        <w:pStyle w:val="Heading2"/>
         <w:jc w:val="right"/>
         <w:bidi/>
       </w:pPr>
       <w:r>
-        <w:rPr>
-          <w:b w:val="0"/>
-          <w:i w:val="0"/>
-        </w:rPr>
-        <w:t>٢١٥١١ ةدج ٤٠٥٩٨ ب.ص - ٦٥٥٠٧٠٧ :سكاف - ٦٥٥٠٣٠٣ / ٦٥٥٤٧٧٧ :فتاه - بلطملا دبع تنب ةيفص عراش - ةدج - ةيدوعسلا ةيبرعلا ةكلمملا</w:t>
+        <w:t>[ترويسة / كليشة وزارة العدل — معلومات رسمية متكررة] ===</w:t>
+        <w:br/>
+        <w:t>المملكة العربية السعودية - جدة - شارع صفية بنت عبد المطلب - هاتف: ٦٥٥٤٧٧٧ / ٦٥٥٠٣٠٣ - فاكس: ٦٥٥٠٧٠٧ - ص.ب ٤٠٥٩٨ جدة ٢١٥١١</w:t>
       </w:r>
     </w:p>
     <w:p>
       <w:pPr>
+        <w:pStyle w:val="Heading2"/>
         <w:jc w:val="right"/>
         <w:bidi/>
       </w:pPr>
       <w:r>
-        <w:rPr>
-          <w:b w:val="0"/>
-          <w:i w:val="0"/>
-        </w:rPr>
+        <w:t>[نص الضبط / الحكم — المتن الفعلي] ===</w:t>
+        <w:br/>
         <w:t>K.S.A- Jeddah, Satia Bint Abdulmutalib Street - Tel.: 6554777/6550303 - Fax: 6550707 - P.O.Box: 40598 Jeddah 21511</w:t>
       </w:r>
     </w:p>
@@ -541,7 +539,7 @@
       <w:r>
         <w:t>[نص الضبط / الحكم — المتن الفعلي] ===</w:t>
         <w:br/>
-        <w:t>يماحملا بتكم</w:t>
+        <w:t>مكتب المحامي</w:t>
       </w:r>
     </w:p>
     <w:p>
@@ -856,6 +854,18 @@
     </w:p>
     <w:p>
       <w:pPr>
+        <w:pStyle w:val="Heading2"/>
+        <w:jc w:val="right"/>
+        <w:bidi/>
+      </w:pPr>
+      <w:r>
+        <w:t>[ترويسة / كليشة وزارة العدل — معلومات رسمية متكررة] ===</w:t>
+        <w:br/>
+        <w:t>المملكة العربية السعودية - جدة - شارع صفية بنت عبد المطلب - هاتف: ٦٥٥٠٣٠٣/٦٥٥٤٧٧٧ - فاكس: ٦٥٥۰۷۰۷ - ص.ب ٤٠٥٩٨ جدة ٢١٥١١</w:t>
+      </w:r>
+    </w:p>
+    <w:p>
+      <w:pPr>
         <w:jc w:val="right"/>
         <w:bidi/>
       </w:pPr>
@@ -864,18 +874,6 @@
           <w:b w:val="0"/>
           <w:i w:val="0"/>
         </w:rPr>
-        <w:t>٢١٥١١ ةدج ٤٠٥٩٨ ب.ص - ۷۰۷۰٦٥٥ :سكاف - ٦٥٥٠٣٠٣/٦٥٥٤٧٧٧ :فتاه - بلطملا دبع تنب ةيفص عراش - ةدج - ةيدوعسلا ةيبرعلا ةكلمملا</w:t>
-      </w:r>
-    </w:p>
-    <w:p>
-      <w:pPr>
-        <w:pStyle w:val="Heading2"/>
-        <w:jc w:val="right"/>
-        <w:bidi/>
-      </w:pPr>
-      <w:r>
-        <w:t>[ترويسة / كليشة وزارة العدل — معلومات رسمية متكررة] ===</w:t>
-        <w:br/>
         <w:t>K.S.A - Jeddah, Safia Bint Abdulmutalib Street - Tel.: 6554777 / 6550303 - Fax: 6550707 - P.O.Box: 40598 Jeddah 21511 E-mail: info@aburashed.org www.aburashed.org</w:t>
       </w:r>
     </w:p>
@@ -1018,7 +1016,7 @@
           <w:b w:val="0"/>
           <w:i w:val="0"/>
         </w:rPr>
-        <w:t>يماحملا بتكم</w:t>
+        <w:t>مكتب المحامي</w:t>
       </w:r>
     </w:p>
     <w:p>
@@ -1317,7 +1315,7 @@
           <w:b w:val="0"/>
           <w:i w:val="0"/>
         </w:rPr>
-        <w:t>يماحملا بتكم</w:t>
+        <w:t>مكتب المحامي</w:t>
       </w:r>
     </w:p>
     <w:p>

--- a/zaini_case_audit_output/outputs/word/documents/090_مرفق 2 ـ مذكرة أبو راشد ـ 04-01-1443.docx
+++ b/zaini_case_audit_output/outputs/word/documents/090_مرفق 2 ـ مذكرة أبو راشد ـ 04-01-1443.docx
@@ -75,7 +75,7 @@
         <w:bidi/>
       </w:pPr>
       <w:r>
-        <w:t>[نص الضبط / الحكم — المتن الفعلي] ===</w:t>
+        <w:t>[المتن الفعلي: الوقائع / الأسباب / المنطوق] ===</w:t>
         <w:br/>
         <w:t>مكتب المحامي</w:t>
       </w:r>
@@ -100,7 +100,7 @@
         <w:bidi/>
       </w:pPr>
       <w:r>
-        <w:t>[ترويسة / كليشة وزارة العدل — معلومات رسمية متكررة] ===</w:t>
+        <w:t>[ترويسة / كليشة رسمية — معلومات متكررة] ===</w:t>
         <w:br/>
         <w:t>للإستشارات القانونية والمحاماة ترخيص رقم (٢٣/١٤٠) وزارة العدل</w:t>
       </w:r>
@@ -112,7 +112,7 @@
         <w:bidi/>
       </w:pPr>
       <w:r>
-        <w:t>[نص الضبط / الحكم — المتن الفعلي] ===</w:t>
+        <w:t>[المتن الفعلي: الوقائع / الأسباب / المنطوق] ===</w:t>
         <w:br/>
         <w:t>٣١٠٠٤١٤٩٩٤٠٠٠٠٣ :يبيرضلا مقرلا</w:t>
       </w:r>
@@ -288,6 +288,18 @@
     </w:p>
     <w:p>
       <w:pPr>
+        <w:pStyle w:val="Heading2"/>
+        <w:jc w:val="right"/>
+        <w:bidi/>
+      </w:pPr>
+      <w:r>
+        <w:t>[المُرسَل إليه / المخاطَب والتحية] ===</w:t>
+        <w:br/>
+        <w:t>حفظه الله</w:t>
+      </w:r>
+    </w:p>
+    <w:p>
+      <w:pPr>
         <w:jc w:val="right"/>
         <w:bidi/>
       </w:pPr>
@@ -301,27 +313,13 @@
     </w:p>
     <w:p>
       <w:pPr>
+        <w:pStyle w:val="Heading2"/>
         <w:jc w:val="right"/>
         <w:bidi/>
       </w:pPr>
       <w:r>
-        <w:rPr>
-          <w:b w:val="0"/>
-          <w:i w:val="0"/>
-        </w:rPr>
-        <w:t>حفظه الله</w:t>
-      </w:r>
-    </w:p>
-    <w:p>
-      <w:pPr>
-        <w:jc w:val="right"/>
-        <w:bidi/>
-      </w:pPr>
-      <w:r>
-        <w:rPr>
-          <w:b w:val="0"/>
-          <w:i w:val="0"/>
-        </w:rPr>
+        <w:t>[المتن الفعلي: الوقائع / الأسباب / المنطوق] ===</w:t>
+        <w:br/>
         <w:t>ةينوناقلا نوؤشلل ريدملا دعاسم - ناشيمحاب رونأ / ذاتسألا ةداعسل ةروص .. هللا هظفح ةينوناقلا ةرادإلا ريدم - نيدلا ريخ رهاط / ذاتسألا ينوناقلا راشتسملا ةداعسل ةروص ه</w:t>
       </w:r>
     </w:p>
@@ -488,7 +486,7 @@
         <w:bidi/>
       </w:pPr>
       <w:r>
-        <w:t>[ترويسة / كليشة وزارة العدل — معلومات رسمية متكررة] ===</w:t>
+        <w:t>[ترويسة / كليشة رسمية — معلومات متكررة] ===</w:t>
         <w:br/>
         <w:t>المملكة العربية السعودية - جدة - شارع صفية بنت عبد المطلب - هاتف: ٦٥٥٤٧٧٧ / ٦٥٥٠٣٠٣ - فاكس: ٦٥٥٠٧٠٧ - ص.ب ٤٠٥٩٨ جدة ٢١٥١١</w:t>
       </w:r>
@@ -500,7 +498,7 @@
         <w:bidi/>
       </w:pPr>
       <w:r>
-        <w:t>[نص الضبط / الحكم — المتن الفعلي] ===</w:t>
+        <w:t>[المتن الفعلي: الوقائع / الأسباب / المنطوق] ===</w:t>
         <w:br/>
         <w:t>K.S.A- Jeddah, Satia Bint Abdulmutalib Street - Tel.: 6554777/6550303 - Fax: 6550707 - P.O.Box: 40598 Jeddah 21511</w:t>
       </w:r>
@@ -512,7 +510,7 @@
         <w:bidi/>
       </w:pPr>
       <w:r>
-        <w:t>[ترويسة / كليشة وزارة العدل — معلومات رسمية متكررة] ===</w:t>
+        <w:t>[ترويسة / كليشة رسمية — معلومات متكررة] ===</w:t>
         <w:br/>
         <w:t>E-mail: info@aburashed.org</w:t>
       </w:r>
@@ -537,7 +535,7 @@
         <w:bidi/>
       </w:pPr>
       <w:r>
-        <w:t>[نص الضبط / الحكم — المتن الفعلي] ===</w:t>
+        <w:t>[المتن الفعلي: الوقائع / الأسباب / المنطوق] ===</w:t>
         <w:br/>
         <w:t>مكتب المحامي</w:t>
       </w:r>
@@ -575,7 +573,7 @@
         <w:bidi/>
       </w:pPr>
       <w:r>
-        <w:t>[ترويسة / كليشة وزارة العدل — معلومات رسمية متكررة] ===</w:t>
+        <w:t>[ترويسة / كليشة رسمية — معلومات متكررة] ===</w:t>
         <w:br/>
         <w:t>ترخيص رقم (٢٣/١٤٠) وزارة العدل الرقم الضريبي: ٣١٠٠٤١٤٩٩٤٠٠٠٠٣</w:t>
       </w:r>
@@ -587,7 +585,7 @@
         <w:bidi/>
       </w:pPr>
       <w:r>
-        <w:t>[نص الضبط / الحكم — المتن الفعلي] ===</w:t>
+        <w:t>[المتن الفعلي: الوقائع / الأسباب / المنطوق] ===</w:t>
         <w:br/>
         <w:t>بادانی</w:t>
       </w:r>
@@ -859,7 +857,7 @@
         <w:bidi/>
       </w:pPr>
       <w:r>
-        <w:t>[ترويسة / كليشة وزارة العدل — معلومات رسمية متكررة] ===</w:t>
+        <w:t>[ترويسة / كليشة رسمية — معلومات متكررة] ===</w:t>
         <w:br/>
         <w:t>المملكة العربية السعودية - جدة - شارع صفية بنت عبد المطلب - هاتف: ٦٥٥٠٣٠٣/٦٥٥٤٧٧٧ - فاكس: ٦٥٥۰۷۰۷ - ص.ب ٤٠٥٩٨ جدة ٢١٥١١</w:t>
       </w:r>
@@ -884,7 +882,7 @@
         <w:bidi/>
       </w:pPr>
       <w:r>
-        <w:t>[نص الضبط / الحكم — المتن الفعلي] ===</w:t>
+        <w:t>[المتن الفعلي: الوقائع / الأسباب / المنطوق] ===</w:t>
         <w:br/>
         <w:t>دشار وبأ يماس دلاخ يماحملا بتكم</w:t>
       </w:r>
@@ -1151,14 +1149,13 @@
     </w:p>
     <w:p>
       <w:pPr>
+        <w:pStyle w:val="Heading2"/>
         <w:jc w:val="right"/>
         <w:bidi/>
       </w:pPr>
       <w:r>
-        <w:rPr>
-          <w:b w:val="0"/>
-          <w:i w:val="0"/>
-        </w:rPr>
+        <w:t>[الطلبات / المرفقات] ===</w:t>
+        <w:br/>
         <w:t>١. صورة من عقد تأسيس شركة أحمد زيني التجارية المحدودة المثبت أمام كاتب العدل لــدى الغرفة التجارية الصناعية بمحافظة جدة تحت الرقم ( ٥٨ ) صحيفة ( ٥٨ ) مجلد ( ١٣/ش/م )</w:t>
       </w:r>
     </w:p>
@@ -1177,14 +1174,13 @@
     </w:p>
     <w:p>
       <w:pPr>
+        <w:pStyle w:val="Heading2"/>
         <w:jc w:val="right"/>
         <w:bidi/>
       </w:pPr>
       <w:r>
-        <w:rPr>
-          <w:b w:val="0"/>
-          <w:i w:val="0"/>
-        </w:rPr>
+        <w:t>[المتن الفعلي: الوقائع / الأسباب / المنطوق] ===</w:t>
+        <w:br/>
         <w:t>وتاريخ ١٤٢٩/١٢/٠٣هـ</w:t>
       </w:r>
     </w:p>
@@ -1372,53 +1368,49 @@
     </w:p>
     <w:p>
       <w:pPr>
+        <w:pStyle w:val="Heading2"/>
         <w:jc w:val="right"/>
         <w:bidi/>
       </w:pPr>
       <w:r>
-        <w:rPr>
-          <w:b w:val="0"/>
-          <w:i w:val="0"/>
-        </w:rPr>
+        <w:t>[الطلبات / المرفقات] ===</w:t>
+        <w:br/>
         <w:t>صورة من السجل التجاري الخاص بشركة أحمد زيني التجارية المحدودة . ) مستند رقم ۱۰ )</w:t>
       </w:r>
     </w:p>
     <w:p>
       <w:pPr>
+        <w:pStyle w:val="Heading2"/>
         <w:jc w:val="right"/>
         <w:bidi/>
       </w:pPr>
       <w:r>
-        <w:rPr>
-          <w:b w:val="0"/>
-          <w:i w:val="0"/>
-        </w:rPr>
+        <w:t>[المتن الفعلي: الوقائع / الأسباب / المنطوق] ===</w:t>
+        <w:br/>
         <w:t>لذلك</w:t>
       </w:r>
     </w:p>
     <w:p>
       <w:pPr>
+        <w:pStyle w:val="Heading2"/>
         <w:jc w:val="right"/>
         <w:bidi/>
       </w:pPr>
       <w:r>
-        <w:rPr>
-          <w:b w:val="0"/>
-          <w:i w:val="0"/>
-        </w:rPr>
+        <w:t>[الطلبات / المرفقات] ===</w:t>
+        <w:br/>
         <w:t>وتأسيساً على جميع ما تقدم وبعد أن قدمنا لفضيلتكم كافة البينات التي تثبت صحة البيع التنازل الذي تم ما بين موكلنا ووالده حال حياته ( يرحمه الله ) وعدم صحة جميع مزاعم المدعي الواردة في دعواه على النحو الموضح تفصيلا ومثبت بالبينات المرفقة أعلاه ، نطلب من الدائرة التجارية الأولى الموقرة إصدار الحكم بمطالب موكلنا التالية :</w:t>
       </w:r>
     </w:p>
     <w:p>
       <w:pPr>
+        <w:pStyle w:val="Heading2"/>
         <w:jc w:val="right"/>
         <w:bidi/>
       </w:pPr>
       <w:r>
-        <w:rPr>
-          <w:b w:val="0"/>
-          <w:i w:val="0"/>
-        </w:rPr>
+        <w:t>[المتن الفعلي: الوقائع / الأسباب / المنطوق] ===</w:t>
+        <w:br/>
         <w:t>-١ صرف النظر عن الدعوى المقامة المدعي / عدنان أحمد عباس زينـي ضـد موكلنا / أسامة أحمد عباس زيني بكافة ما أشتملت عليه من مطالب ، لكون مطالبه في الدعوى غير صحيحة جملةً وتفضيلاً ، فضلاً عن عدم قيام دعواه على سند صحيح من الشرع أو النظام أو حتى الإنفاق ، للأسباب والمبررات المشار إليها أعلاه . إلزام المدعي / عدنان أحمد عباس زيني بدفع أتعاب المحاماة التي تكبدها موكلنا في سبيل متابعة هذه الدعوى والمرافعة والمدافعة نيابة عنه أمام فضيلتكم وهي مبلغ وقدره ( ٥٠٠،٠٠٠ ) خمسمائة ألف ريال .</w:t>
       </w:r>
     </w:p>

--- a/zaini_case_audit_output/outputs/word/documents/090_مرفق 2 ـ مذكرة أبو راشد ـ 04-01-1443.docx
+++ b/zaini_case_audit_output/outputs/word/documents/090_مرفق 2 ـ مذكرة أبو راشد ـ 04-01-1443.docx
@@ -53,20 +53,6 @@
         <w:t>[مخرج آلي / Script Output - سماوي]  [مخرج آلي يحتاج مراجعة بشرية - وردي]</w:t>
       </w:r>
     </w:p>
-    <w:p>
-      <w:pPr>
-        <w:jc w:val="right"/>
-        <w:bidi/>
-      </w:pPr>
-      <w:r>
-        <w:rPr>
-          <w:b w:val="0"/>
-          <w:i/>
-          <w:color w:val="C00000"/>
-        </w:rPr>
-        <w:t>[نص ممسوح OCR صُحِّح ترتيبه آلياً — قد يحتوي أخطاء طفيفة]</w:t>
-      </w:r>
-    </w:p>
     <w:p/>
     <w:p>
       <w:pPr>
@@ -90,7 +76,7 @@
           <w:b w:val="0"/>
           <w:i w:val="0"/>
         </w:rPr>
-        <w:t>دشار وبأ يماس دلاخ</w:t>
+        <w:t>خالد سامي أبو راشد</w:t>
       </w:r>
     </w:p>
     <w:p>
@@ -114,7 +100,7 @@
       <w:r>
         <w:t>[المتن الفعلي: الوقائع / الأسباب / المنطوق] ===</w:t>
         <w:br/>
-        <w:t>٣١٠٠٤١٤٩٩٤٠٠٠٠٣ :يبيرضلا مقرلا</w:t>
+        <w:t>الرقم الضريبي: ٣١٠٠٤١٤٩٩٤٠٠٠٠٣</w:t>
       </w:r>
     </w:p>
     <w:p>
@@ -244,7 +230,7 @@
           <w:b w:val="0"/>
           <w:i w:val="0"/>
         </w:rPr>
-        <w:t>قفاوملا</w:t>
+        <w:t>الموافق</w:t>
       </w:r>
     </w:p>
     <w:p>
@@ -283,7 +269,7 @@
           <w:b w:val="0"/>
           <w:i w:val="0"/>
         </w:rPr>
-        <w:t>( ةيصخشلا اياضقلا ) ماعلا ريدملا - ينيز ةماسأ نب دمحأ / ذاتسألا ةداعس</w:t>
+        <w:t>سعادة الأستاذ / أحمد بن أسامة زيني - المدير العام ( القضايا الشخصية )</w:t>
       </w:r>
     </w:p>
     <w:p>
@@ -320,7 +306,7 @@
       <w:r>
         <w:t>[المتن الفعلي: الوقائع / الأسباب / المنطوق] ===</w:t>
         <w:br/>
-        <w:t>ةينوناقلا نوؤشلل ريدملا دعاسم - ناشيمحاب رونأ / ذاتسألا ةداعسل ةروص .. هللا هظفح ةينوناقلا ةرادإلا ريدم - نيدلا ريخ رهاط / ذاتسألا ينوناقلا راشتسملا ةداعسل ةروص ه</w:t>
+        <w:t>ه صورة لسعادة المستشار القانوني الأستاذ / طاهر خير الدين - مدير الإدارة القانونية حفظه الله .. صورة لسعادة الأستاذ / أنور باحميشان - مساعد المدير للشؤون القانونية</w:t>
       </w:r>
     </w:p>
     <w:p>
@@ -450,7 +436,7 @@
           <w:b w:val="0"/>
           <w:i w:val="0"/>
         </w:rPr>
-        <w:t>يماحملا</w:t>
+        <w:t>المحامي</w:t>
       </w:r>
     </w:p>
     <w:p>
@@ -463,7 +449,7 @@
           <w:b w:val="0"/>
           <w:i w:val="0"/>
         </w:rPr>
-        <w:t>دلاخ</w:t>
+        <w:t>خالد</w:t>
       </w:r>
     </w:p>
     <w:p>
@@ -476,7 +462,7 @@
           <w:b w:val="0"/>
           <w:i w:val="0"/>
         </w:rPr>
-        <w:t>(ًاقباس) زيزعلا دبع كلملا ةعماجب نواعتم ذاتسأ - ةيدوعسلا لدعلا ةرازو ىدل دمتعم مكحم يجيلخلا نواعتلا سلجم لودل ميكحتلا زكرم ىدل دمتعم مكحم - ندنلب نييلودلا نيمكحملا دهعم وضع</w:t>
+        <w:t>عضو معهد المحكمين الدوليين بلندن - محكم معتمد لدى مركز التحكيم لدول مجلس التعاون الخليجي محكم معتمد لدى وزارة العدل السعودية - أستاذ متعاون بجامعة الملك عبد العزيز (سابقاً)</w:t>
       </w:r>
     </w:p>
     <w:p>
@@ -550,7 +536,7 @@
           <w:b w:val="0"/>
           <w:i w:val="0"/>
         </w:rPr>
-        <w:t>دشار وبأ يماس دلاخ</w:t>
+        <w:t>خالد سامي أبو راشد</w:t>
       </w:r>
     </w:p>
     <w:p>
@@ -563,7 +549,7 @@
           <w:b w:val="0"/>
           <w:i w:val="0"/>
         </w:rPr>
-        <w:t>ةاماحملاو ةينوناقلا تاراشتسإلل</w:t>
+        <w:t>للإستشارات القانونية والمحاماة</w:t>
       </w:r>
     </w:p>
     <w:p>
@@ -730,7 +716,7 @@
           <w:b w:val="0"/>
           <w:i w:val="0"/>
         </w:rPr>
-        <w:t>قفاوملا</w:t>
+        <w:t>الموافق</w:t>
       </w:r>
     </w:p>
     <w:p>
@@ -884,7 +870,7 @@
       <w:r>
         <w:t>[المتن الفعلي: الوقائع / الأسباب / المنطوق] ===</w:t>
         <w:br/>
-        <w:t>دشار وبأ يماس دلاخ يماحملا بتكم</w:t>
+        <w:t>مكتب المحامي خالد سامي أبو راشد</w:t>
       </w:r>
     </w:p>
     <w:p>
@@ -897,7 +883,7 @@
           <w:b w:val="0"/>
           <w:i w:val="0"/>
         </w:rPr>
-        <w:t>ةاماحملاو ةينوناقلا تاراشتسإلل</w:t>
+        <w:t>للإستشارات القانونية والمحاماة</w:t>
       </w:r>
     </w:p>
     <w:p>
@@ -1027,7 +1013,7 @@
           <w:b w:val="0"/>
           <w:i w:val="0"/>
         </w:rPr>
-        <w:t>دشار وبأ يماس دلاخ</w:t>
+        <w:t>خالد سامي أبو راشد</w:t>
       </w:r>
     </w:p>
     <w:p>
@@ -1040,7 +1026,7 @@
           <w:b w:val="0"/>
           <w:i w:val="0"/>
         </w:rPr>
-        <w:t>ةاماحملاو ةينوناقلا تاراشتسإلل</w:t>
+        <w:t>للإستشارات القانونية والمحاماة</w:t>
       </w:r>
     </w:p>
     <w:p>
@@ -1092,7 +1078,7 @@
           <w:b w:val="0"/>
           <w:i w:val="0"/>
         </w:rPr>
-        <w:t>. !!! لدعلا بتاك مامأ تبثمو ( يرتشملاو عئابلا ) نيفرطلا نيب مت يذلا عيبلا ةحص تقولا تاذ يفو همعز ةحص</w:t>
+        <w:t>صحة زعمه وفي ذات الوقت صحة البيع الذي تم بين الطرفين ( البائع والمشتري ) ومثبت أمام كاتب العدل !!! .</w:t>
       </w:r>
     </w:p>
     <w:p>
@@ -1144,7 +1130,7 @@
           <w:b w:val="0"/>
           <w:i w:val="0"/>
         </w:rPr>
-        <w:t>: ةيلاتلا تادنتسملا مكتليضفل قفرن ، ةرئادلا ماقم بلطل</w:t>
+        <w:t>لطلب مقام الدائرة ، نرفق لفضيلتكم المستندات التالية :</w:t>
       </w:r>
     </w:p>
     <w:p>
@@ -1199,27 +1185,25 @@
     </w:p>
     <w:p>
       <w:pPr>
+        <w:pStyle w:val="Heading2"/>
         <w:jc w:val="right"/>
         <w:bidi/>
       </w:pPr>
       <w:r>
-        <w:rPr>
-          <w:b w:val="0"/>
-          <w:i w:val="0"/>
-        </w:rPr>
-        <w:t>( ع /ع٥/ ) دلجم ( ٥٢ ) ةفيحص ( ٥٢ ) مقرلا تحت ةدج ةظفاحمب ةيعانصلا ةيراجتلا ةفرغلا لدعلا بتاك مامأ تبثملا ةدودحملا ةيراجتلا ينيز دمحأ ةكرش يف ءاكرشلا رارق نم ةروص ..</w:t>
+        <w:t>[الطلبات / المرفقات] ===</w:t>
+        <w:br/>
+        <w:t>.. صورة من قرار الشركاء في شركة أحمد زيني التجارية المحدودة المثبت أمام كاتب العدل الغرفة التجارية الصناعية بمحافظة جدة تحت الرقم ( ٥٢ ) صحيفة ( ٥٢ ) مجلد ( ٥/ع/ ع )</w:t>
       </w:r>
     </w:p>
     <w:p>
       <w:pPr>
+        <w:pStyle w:val="Heading2"/>
         <w:jc w:val="right"/>
         <w:bidi/>
       </w:pPr>
       <w:r>
-        <w:rPr>
-          <w:b w:val="0"/>
-          <w:i w:val="0"/>
-        </w:rPr>
+        <w:t>[المتن الفعلي: الوقائع / الأسباب / المنطوق] ===</w:t>
+        <w:br/>
         <w:t>و تاريخ ١٤٣٠/٠٤/٠٤هـ .</w:t>
       </w:r>
     </w:p>
@@ -1324,7 +1308,7 @@
           <w:b w:val="0"/>
           <w:i w:val="0"/>
         </w:rPr>
-        <w:t>دشار وبأ يماس دلاخ</w:t>
+        <w:t>خالد سامي أبو راشد</w:t>
       </w:r>
     </w:p>
     <w:p>
@@ -1337,32 +1321,30 @@
           <w:b w:val="0"/>
           <w:i w:val="0"/>
         </w:rPr>
-        <w:t>ةاماحملاو ةينوناقلا تاراشتسإلل</w:t>
+        <w:t>للإستشارات القانونية والمحاماة</w:t>
       </w:r>
     </w:p>
     <w:p>
       <w:pPr>
+        <w:pStyle w:val="Heading2"/>
         <w:jc w:val="right"/>
         <w:bidi/>
       </w:pPr>
       <w:r>
-        <w:rPr>
-          <w:b w:val="0"/>
-          <w:i w:val="0"/>
-        </w:rPr>
-        <w:t>(٢/٤/٩ ) دلجم ( ۲۸ ) ةفيحص ( ۰۳۱ ) مقرلا تحت ةدج ةظفاحمب ةيعانصلا ةيراجتلا ةفرغلا لدعلا بتاك مامأ تبثملا ةدودحملا ةيراجتلا ينيز دمحأ ةكرش يف ءاكرشلا رارق نم ةروص ٤.</w:t>
+        <w:t>[الطلبات / المرفقات] ===</w:t>
+        <w:br/>
+        <w:t>٤. صورة من قرار الشركاء في شركة أحمد زيني التجارية المحدودة المثبت أمام كاتب العدل الغرفة التجارية الصناعية بمحافظة جدة تحت الرقم ( ۱۳۰ ) صحيفة ( ۸۲ ) مجلد ( ٢/٤/٩)</w:t>
       </w:r>
     </w:p>
     <w:p>
       <w:pPr>
+        <w:pStyle w:val="Heading2"/>
         <w:jc w:val="right"/>
         <w:bidi/>
       </w:pPr>
       <w:r>
-        <w:rPr>
-          <w:b w:val="0"/>
-          <w:i w:val="0"/>
-        </w:rPr>
+        <w:t>[المتن الفعلي: الوقائع / الأسباب / المنطوق] ===</w:t>
+        <w:br/>
         <w:t>وتاريخ ١٤٣٤/٠٢/١٠هـ . ) مستند رقم (۹)</w:t>
       </w:r>
     </w:p>
@@ -1424,7 +1406,7 @@
           <w:b w:val="0"/>
           <w:i w:val="0"/>
         </w:rPr>
-        <w:t>. مكاطخ ددسو قحلا قاقحإل مكتليضف هللا قفو</w:t>
+        <w:t>وفق الله فضيلتكم لإحقاق الحق وسدد خطاكم .</w:t>
       </w:r>
     </w:p>
     <w:p>
@@ -1450,7 +1432,7 @@
           <w:b w:val="0"/>
           <w:i w:val="0"/>
         </w:rPr>
-        <w:t>يماحملا</w:t>
+        <w:t>المحامي</w:t>
       </w:r>
     </w:p>
     <w:p>
@@ -1463,7 +1445,7 @@
           <w:b w:val="0"/>
           <w:i w:val="0"/>
         </w:rPr>
-        <w:t>دـــــــشار وبأ يماس دلاخ</w:t>
+        <w:t>خالد سامي أبو راشـــــــد</w:t>
       </w:r>
     </w:p>
     <w:p>
@@ -1476,7 +1458,7 @@
           <w:b w:val="0"/>
           <w:i w:val="0"/>
         </w:rPr>
-        <w:t>(ًاقباس) زيزعلا دبع كلملا ةعماجب نواعتم ذاتسأ - ةيدوعسلا لدعلا ةرازو ىدل دمتعم مكحم يجيلخلا نواعتلا سلجم لودل ميكحتلا زكرم ىدل دمتعم مكحم .ندنلب نييلودلا نيمكحملا دهعم وضع</w:t>
+        <w:t>عضو معهد المحكمين الدوليين بلندن. محكم معتمد لدى مركز التحكيم لدول مجلس التعاون الخليجي محكم معتمد لدى وزارة العدل السعودية - أستاذ متعاون بجامعة الملك عبد العزيز (سابقاً)</w:t>
       </w:r>
     </w:p>
     <w:p>
